--- a/Jaspreet_Singh_Resume.docx
+++ b/Jaspreet_Singh_Resume.docx
@@ -10,8 +10,8 @@
           <w:b/>
           <w:bCs/>
           <w:color w:val="1F3864"/>
-          <w:sz w:val="40"/>
-          <w:szCs w:val="40"/>
+          <w:sz w:val="32"/>
+          <w:szCs w:val="32"/>
         </w:rPr>
       </w:pPr>
       <w:r>
@@ -19,8 +19,8 @@
           <w:b/>
           <w:bCs/>
           <w:color w:val="1F3864"/>
-          <w:sz w:val="40"/>
-          <w:szCs w:val="40"/>
+          <w:sz w:val="32"/>
+          <w:szCs w:val="32"/>
         </w:rPr>
         <w:t>JASPREET SINGH</w:t>
       </w:r>
@@ -86,7 +86,7 @@
         <w:pBdr>
           <w:bottom w:val="single" w:sz="6" w:space="1" w:color="000000"/>
         </w:pBdr>
-        <w:spacing w:before="140" w:after="60"/>
+        <w:spacing w:before="140" w:after="70"/>
         <w:rPr>
           <w:b/>
           <w:bCs/>
@@ -163,25 +163,7 @@
         <w:rPr>
           <w:color w:val="333333"/>
         </w:rPr>
-        <w:t>E</w:t>
-      </w:r>
-      <w:r>
-        <w:rPr>
-          <w:color w:val="333333"/>
-        </w:rPr>
-        <w:t>xperienced</w:t>
-      </w:r>
-      <w:r>
-        <w:rPr>
-          <w:color w:val="333333"/>
-        </w:rPr>
-        <w:t xml:space="preserve"> in</w:t>
-      </w:r>
-      <w:r>
-        <w:rPr>
-          <w:color w:val="333333"/>
-        </w:rPr>
-        <w:t xml:space="preserve"> </w:t>
+        <w:t xml:space="preserve">Experienced in queue-based notification systems, </w:t>
       </w:r>
       <w:r>
         <w:rPr>
@@ -227,7 +209,7 @@
         <w:pBdr>
           <w:bottom w:val="single" w:sz="6" w:space="1" w:color="000000"/>
         </w:pBdr>
-        <w:spacing w:before="140" w:after="60"/>
+        <w:spacing w:before="140" w:after="70"/>
         <w:rPr>
           <w:b/>
           <w:bCs/>
@@ -269,8 +251,6 @@
       <w:r>
         <w:t xml:space="preserve"> </w:t>
       </w:r>
-      <w:bookmarkStart w:id="0" w:name="_GoBack"/>
-      <w:bookmarkEnd w:id="0"/>
       <w:r>
         <w:t xml:space="preserve">, Eloquent ORM, </w:t>
       </w:r>
@@ -308,13 +288,7 @@
         <w:rPr>
           <w:color w:val="333333"/>
         </w:rPr>
-        <w:t xml:space="preserve"> </w:t>
-      </w:r>
-      <w:r>
-        <w:rPr>
-          <w:color w:val="333333"/>
-        </w:rPr>
-        <w:t xml:space="preserve">Sanctum Authentication, </w:t>
+        <w:t xml:space="preserve"> Sanctum Authentication, </w:t>
       </w:r>
       <w:r>
         <w:t>Role-Based Access Control (RBAC), Queues &amp; Jobs, Task Scheduling</w:t>
@@ -329,14 +303,7 @@
           <w:b/>
           <w:bCs/>
         </w:rPr>
-        <w:t>Frontend &amp; Mob</w:t>
-      </w:r>
-      <w:r>
-        <w:rPr>
-          <w:b/>
-          <w:bCs/>
-        </w:rPr>
-        <w:t xml:space="preserve">ile: </w:t>
+        <w:t xml:space="preserve">Frontend &amp; Mobile: </w:t>
       </w:r>
       <w:proofErr w:type="spellStart"/>
       <w:r>
@@ -406,10 +373,7 @@
         <w:t xml:space="preserve">: </w:t>
       </w:r>
       <w:r>
-        <w:t>AWS (EC2, Lambda, SQS, SNS</w:t>
-      </w:r>
-      <w:r>
-        <w:t xml:space="preserve">), CI/CD with </w:t>
+        <w:t xml:space="preserve">AWS (EC2, Lambda, SQS, SNS), Cloud Server Setup, Supervisor, CI/CD with </w:t>
       </w:r>
       <w:proofErr w:type="spellStart"/>
       <w:r>
@@ -510,10 +474,7 @@
         <w:t xml:space="preserve">AI Tools: </w:t>
       </w:r>
       <w:r>
-        <w:t>A</w:t>
-      </w:r>
-      <w:r>
-        <w:t xml:space="preserve">I-assisted development (Claude, </w:t>
+        <w:t xml:space="preserve">AI-assisted development (Claude, </w:t>
       </w:r>
       <w:proofErr w:type="spellStart"/>
       <w:r>
@@ -538,7 +499,7 @@
         <w:pBdr>
           <w:bottom w:val="single" w:sz="6" w:space="1" w:color="000000"/>
         </w:pBdr>
-        <w:spacing w:before="140" w:after="60"/>
+        <w:spacing w:before="140" w:after="70"/>
         <w:rPr>
           <w:b/>
           <w:bCs/>
@@ -556,6 +517,136 @@
           <w:szCs w:val="22"/>
         </w:rPr>
         <w:t>PROFESSIONAL EXPERIENCE</w:t>
+      </w:r>
+    </w:p>
+    <w:p>
+      <w:pPr>
+        <w:keepNext/>
+        <w:tabs>
+          <w:tab w:val="right" w:pos="10178"/>
+        </w:tabs>
+        <w:spacing w:before="80"/>
+      </w:pPr>
+      <w:r>
+        <w:rPr>
+          <w:b/>
+          <w:bCs/>
+          <w:color w:val="333333"/>
+        </w:rPr>
+        <w:t>Independent Developer</w:t>
+      </w:r>
+      <w:r>
+        <w:rPr>
+          <w:i/>
+          <w:iCs/>
+          <w:color w:val="333333"/>
+        </w:rPr>
+        <w:tab/>
+        <w:t>Apr 2026 – Present</w:t>
+      </w:r>
+    </w:p>
+    <w:p>
+      <w:pPr>
+        <w:keepNext/>
+        <w:spacing w:after="20"/>
+      </w:pPr>
+      <w:r>
+        <w:rPr>
+          <w:i/>
+          <w:iCs/>
+          <w:color w:val="333333"/>
+        </w:rPr>
+        <w:t>Self-Employed — Remote</w:t>
+      </w:r>
+    </w:p>
+    <w:p>
+      <w:pPr>
+        <w:pStyle w:val="ListParagraph"/>
+        <w:numPr>
+          <w:ilvl w:val="0"/>
+          <w:numId w:val="6"/>
+        </w:numPr>
+        <w:spacing w:after="20" w:line="252" w:lineRule="auto"/>
+      </w:pPr>
+      <w:r>
+        <w:rPr>
+          <w:color w:val="333333"/>
+        </w:rPr>
+        <w:t xml:space="preserve">Design, build, and maintain </w:t>
+      </w:r>
+      <w:proofErr w:type="spellStart"/>
+      <w:r>
+        <w:rPr>
+          <w:color w:val="333333"/>
+        </w:rPr>
+        <w:t>Pixytools</w:t>
+      </w:r>
+      <w:proofErr w:type="spellEnd"/>
+      <w:r>
+        <w:rPr>
+          <w:color w:val="333333"/>
+        </w:rPr>
+        <w:t xml:space="preserve"> (pixytools.com), a browser-based image tools platform built with </w:t>
+      </w:r>
+      <w:proofErr w:type="spellStart"/>
+      <w:r>
+        <w:rPr>
+          <w:color w:val="333333"/>
+        </w:rPr>
+        <w:t>Vue</w:t>
+      </w:r>
+      <w:proofErr w:type="spellEnd"/>
+      <w:r>
+        <w:rPr>
+          <w:color w:val="333333"/>
+        </w:rPr>
+        <w:t xml:space="preserve"> 3 and </w:t>
+      </w:r>
+      <w:proofErr w:type="spellStart"/>
+      <w:r>
+        <w:rPr>
+          <w:color w:val="333333"/>
+        </w:rPr>
+        <w:t>Vite</w:t>
+      </w:r>
+      <w:proofErr w:type="spellEnd"/>
+      <w:r>
+        <w:rPr>
+          <w:color w:val="333333"/>
+        </w:rPr>
+        <w:t>.</w:t>
+      </w:r>
+    </w:p>
+    <w:p>
+      <w:pPr>
+        <w:pStyle w:val="ListParagraph"/>
+        <w:numPr>
+          <w:ilvl w:val="0"/>
+          <w:numId w:val="6"/>
+        </w:numPr>
+        <w:spacing w:after="20" w:line="252" w:lineRule="auto"/>
+      </w:pPr>
+      <w:r>
+        <w:rPr>
+          <w:color w:val="333333"/>
+        </w:rPr>
+        <w:t>Create new online tools and features based on user needs.</w:t>
+      </w:r>
+    </w:p>
+    <w:p>
+      <w:pPr>
+        <w:pStyle w:val="ListParagraph"/>
+        <w:numPr>
+          <w:ilvl w:val="0"/>
+          <w:numId w:val="6"/>
+        </w:numPr>
+        <w:spacing w:after="20" w:line="252" w:lineRule="auto"/>
+      </w:pPr>
+      <w:r>
+        <w:rPr>
+          <w:color w:val="333333"/>
+        </w:rPr>
+        <w:t>Improve on-page and technical SEO to grow organic search visibility.</w:t>
       </w:r>
     </w:p>
     <w:p>
@@ -667,13 +758,7 @@
         <w:rPr>
           <w:color w:val="333333"/>
         </w:rPr>
-        <w:t xml:space="preserve"> MVC framework, along</w:t>
-      </w:r>
-      <w:r>
-        <w:rPr>
-          <w:color w:val="333333"/>
-        </w:rPr>
-        <w:t xml:space="preserve"> with REST APIs for mobile applications.</w:t>
+        <w:t xml:space="preserve"> MVC framework, along with REST APIs for mobile applications.</w:t>
       </w:r>
     </w:p>
     <w:p>
@@ -713,13 +798,7 @@
         <w:rPr>
           <w:color w:val="333333"/>
         </w:rPr>
-        <w:t>Owned the project end-to-end, from architecture and technical deci</w:t>
-      </w:r>
-      <w:r>
-        <w:rPr>
-          <w:color w:val="333333"/>
-        </w:rPr>
-        <w:t>sions through deployment and ongoing maintenance.</w:t>
+        <w:t>Owned the project end-to-end, from architecture and technical decisions through deployment and ongoing maintenance.</w:t>
       </w:r>
     </w:p>
     <w:p>
@@ -893,14 +972,7 @@
           <w:iCs/>
         </w:rPr>
         <w:tab/>
-        <w:t>Aug 2</w:t>
-      </w:r>
-      <w:r>
-        <w:rPr>
-          <w:i/>
-          <w:iCs/>
-        </w:rPr>
-        <w:t>022 – Aug 2023</w:t>
+        <w:t>Aug 2022 – Aug 2023</w:t>
       </w:r>
     </w:p>
     <w:p>
@@ -1122,13 +1194,7 @@
         <w:rPr>
           <w:color w:val="333333"/>
         </w:rPr>
-        <w:t>Built and supported full-stack web applications in P</w:t>
-      </w:r>
-      <w:r>
-        <w:rPr>
-          <w:color w:val="333333"/>
-        </w:rPr>
-        <w:t xml:space="preserve">HP using </w:t>
+        <w:t xml:space="preserve">Built and supported full-stack web applications in PHP using </w:t>
       </w:r>
       <w:proofErr w:type="spellStart"/>
       <w:r>
@@ -1201,13 +1267,7 @@
         <w:rPr>
           <w:color w:val="333333"/>
         </w:rPr>
-        <w:t>CakeP</w:t>
-      </w:r>
-      <w:r>
-        <w:rPr>
-          <w:color w:val="333333"/>
-        </w:rPr>
-        <w:t>HP</w:t>
+        <w:t>CakePHP</w:t>
       </w:r>
       <w:proofErr w:type="spellEnd"/>
       <w:r>
@@ -1268,7 +1328,7 @@
         <w:pBdr>
           <w:bottom w:val="single" w:sz="6" w:space="1" w:color="000000"/>
         </w:pBdr>
-        <w:spacing w:before="140" w:after="60"/>
+        <w:spacing w:before="140" w:after="70"/>
         <w:rPr>
           <w:b/>
           <w:bCs/>
@@ -1277,6 +1337,7 @@
           <w:szCs w:val="22"/>
         </w:rPr>
       </w:pPr>
+      <w:bookmarkStart w:id="0" w:name="_GoBack"/>
       <w:r>
         <w:rPr>
           <w:b/>
@@ -1285,13 +1346,15 @@
           <w:sz w:val="22"/>
           <w:szCs w:val="22"/>
         </w:rPr>
+        <w:lastRenderedPageBreak/>
         <w:t>KEY PROJECTS</w:t>
       </w:r>
     </w:p>
+    <w:bookmarkEnd w:id="0"/>
     <w:p>
       <w:pPr>
         <w:keepNext/>
-        <w:spacing w:before="80" w:after="40"/>
+        <w:spacing w:before="80"/>
       </w:pPr>
       <w:proofErr w:type="spellStart"/>
       <w:r>
@@ -1359,13 +1422,7 @@
         <w:rPr>
           <w:color w:val="333333"/>
         </w:rPr>
-        <w:t>Developed the web platform for astrology services, including user registration, astrologer profiles, and</w:t>
-      </w:r>
-      <w:r>
-        <w:rPr>
-          <w:color w:val="333333"/>
-        </w:rPr>
-        <w:t xml:space="preserve"> live consultations.</w:t>
+        <w:t>Developed the web platform for astrology services, including user registration, astrologer profiles, and live consultations.</w:t>
       </w:r>
     </w:p>
     <w:p>
@@ -1384,7 +1441,6 @@
         <w:rPr>
           <w:color w:val="333333"/>
         </w:rPr>
-        <w:lastRenderedPageBreak/>
         <w:t xml:space="preserve">Designed and built </w:t>
       </w:r>
       <w:proofErr w:type="spellStart"/>
@@ -1476,13 +1532,7 @@
         <w:rPr>
           <w:color w:val="333333"/>
         </w:rPr>
-        <w:t xml:space="preserve"> for li</w:t>
-      </w:r>
-      <w:r>
-        <w:rPr>
-          <w:color w:val="333333"/>
-        </w:rPr>
-        <w:t>ve-streamed consultation sessions.</w:t>
+        <w:t xml:space="preserve"> for live-streamed consultation sessions.</w:t>
       </w:r>
     </w:p>
     <w:p>
@@ -1540,7 +1590,7 @@
     <w:p>
       <w:pPr>
         <w:keepNext/>
-        <w:spacing w:before="80" w:after="40"/>
+        <w:spacing w:before="80"/>
       </w:pPr>
       <w:proofErr w:type="spellStart"/>
       <w:r>
@@ -1629,13 +1679,7 @@
         <w:rPr>
           <w:color w:val="333333"/>
         </w:rPr>
-        <w:t>Collaborated on Angular components to display dynamic data fr</w:t>
-      </w:r>
-      <w:r>
-        <w:rPr>
-          <w:color w:val="333333"/>
-        </w:rPr>
-        <w:t>om those APIs.</w:t>
+        <w:t>Collaborated on Angular components to display dynamic data from those APIs.</w:t>
       </w:r>
     </w:p>
     <w:p>
@@ -1660,7 +1704,7 @@
     <w:p>
       <w:pPr>
         <w:keepNext/>
-        <w:spacing w:before="80" w:after="40"/>
+        <w:spacing w:before="80"/>
       </w:pPr>
       <w:r>
         <w:rPr>
@@ -1740,13 +1784,7 @@
         <w:rPr>
           <w:color w:val="333333"/>
         </w:rPr>
-        <w:t>Built and maintained separate portals for students, instructors, and school owners, each w</w:t>
-      </w:r>
-      <w:r>
-        <w:rPr>
-          <w:color w:val="333333"/>
-        </w:rPr>
-        <w:t>ith role-specific permissions.</w:t>
+        <w:t>Built and maintained separate portals for students, instructors, and school owners, each with role-specific permissions.</w:t>
       </w:r>
     </w:p>
     <w:p>
@@ -1771,7 +1809,7 @@
     <w:p>
       <w:pPr>
         <w:keepNext/>
-        <w:spacing w:before="80" w:after="40"/>
+        <w:spacing w:before="80"/>
       </w:pPr>
       <w:proofErr w:type="spellStart"/>
       <w:r>
@@ -1841,13 +1879,7 @@
         <w:rPr>
           <w:color w:val="333333"/>
         </w:rPr>
-        <w:t xml:space="preserve"> frontend and backend from the gro</w:t>
-      </w:r>
-      <w:r>
-        <w:rPr>
-          <w:color w:val="333333"/>
-        </w:rPr>
-        <w:t xml:space="preserve">und up for a multi-role job portal and service marketplace, similar to </w:t>
+        <w:t xml:space="preserve"> frontend and backend from the ground up for a multi-role job portal and service marketplace, similar to </w:t>
       </w:r>
       <w:proofErr w:type="spellStart"/>
       <w:r>
@@ -1886,7 +1918,7 @@
     <w:p>
       <w:pPr>
         <w:keepNext/>
-        <w:spacing w:before="80" w:after="40"/>
+        <w:spacing w:before="80"/>
       </w:pPr>
       <w:proofErr w:type="spellStart"/>
       <w:r>
@@ -1943,7 +1975,7 @@
     <w:p>
       <w:pPr>
         <w:keepNext/>
-        <w:spacing w:before="80" w:after="40"/>
+        <w:spacing w:before="80"/>
       </w:pPr>
       <w:proofErr w:type="spellStart"/>
       <w:r>
@@ -2063,13 +2095,7 @@
         <w:rPr>
           <w:color w:val="333333"/>
         </w:rPr>
-        <w:t>, JWT, Ionic, Ang</w:t>
-      </w:r>
-      <w:r>
-        <w:rPr>
-          <w:color w:val="333333"/>
-        </w:rPr>
-        <w:t xml:space="preserve">ular, </w:t>
+        <w:t xml:space="preserve">, JWT, Ionic, Angular, </w:t>
       </w:r>
       <w:proofErr w:type="spellStart"/>
       <w:r>
@@ -2265,15 +2291,7 @@
           <w:iCs/>
           <w:color w:val="333333"/>
         </w:rPr>
-        <w:t>Lovely Professional Universit</w:t>
-      </w:r>
-      <w:r>
-        <w:rPr>
-          <w:i/>
-          <w:iCs/>
-          <w:color w:val="333333"/>
-        </w:rPr>
-        <w:t>y</w:t>
+        <w:t>Lovely Professional University</w:t>
       </w:r>
       <w:r>
         <w:rPr>
@@ -2342,7 +2360,7 @@
         <w:pBdr>
           <w:bottom w:val="single" w:sz="6" w:space="2" w:color="1F3864"/>
         </w:pBdr>
-        <w:spacing w:before="170" w:after="70"/>
+        <w:spacing w:before="140" w:after="70"/>
       </w:pPr>
       <w:r>
         <w:rPr>
@@ -2466,10 +2484,7 @@
           <w:ilvl w:val="0"/>
           <w:numId w:val="3"/>
         </w:numPr>
-        <w:spacing w:line="276" w:lineRule="auto"/>
-        <w:rPr>
-          <w:color w:val="333333"/>
-        </w:rPr>
+        <w:spacing w:after="20" w:line="252" w:lineRule="auto"/>
       </w:pPr>
       <w:r>
         <w:rPr>
@@ -2478,39 +2493,20 @@
         <w:t>AI Appreciate Badge — AI For All (</w:t>
       </w:r>
       <w:hyperlink r:id="rId8" w:anchor="/badge?id=U2FsdGVkX1p1L2u3SL4Hk9ueW1z7i0VrVqAXNRLpToKZ7HyEa8JR8jMQyp1L2u3S8DmzM6rks1L2a3S4hFPF" w:history="1">
-        <w:hyperlink r:id="rId9" w:anchor="/badge?id=U2FsdGVkX1p1L2u3SL4Hk9ueW1z7i0VrVqAXNRLpToKZ7HyEa8JR8jMQyp1L2u3S8DmzM6rks1L2a3S4hFPF" w:history="1">
-          <w:r>
-            <w:rPr>
-              <w:color w:val="333333"/>
-            </w:rPr>
-            <w:t>a</w:t>
-          </w:r>
-          <w:r>
-            <w:rPr>
-              <w:color w:val="333333"/>
-            </w:rPr>
-            <w:t>i-for-all.in/#</w:t>
-          </w:r>
-          <w:r>
-            <w:rPr>
-              <w:color w:val="333333"/>
-            </w:rPr>
-            <w:t>/</w:t>
-          </w:r>
-          <w:r>
-            <w:rPr>
-              <w:color w:val="333333"/>
-            </w:rPr>
-            <w:t>badge?id=U2FsdGVkX1p1L2u3SL4Hk9ueW1z7i0VrVqAXNRLpToKZ7HyEa8JR8jMQyp1L2u3S8DmzM6rks1L2a3S4hFPF</w:t>
-          </w:r>
-        </w:hyperlink>
         <w:r>
           <w:rPr>
-            <w:color w:val="333333"/>
+            <w:color w:val="0563C1"/>
+            <w:u w:val="single"/>
           </w:rPr>
-          <w:t>)</w:t>
+          <w:t>verify</w:t>
         </w:r>
       </w:hyperlink>
+      <w:r>
+        <w:rPr>
+          <w:color w:val="333333"/>
+        </w:rPr>
+        <w:t>)</w:t>
+      </w:r>
     </w:p>
     <w:p>
       <w:pPr>
@@ -2519,43 +2515,36 @@
           <w:ilvl w:val="0"/>
           <w:numId w:val="3"/>
         </w:numPr>
-        <w:spacing w:line="252" w:lineRule="auto"/>
-      </w:pPr>
-      <w:r>
-        <w:rPr>
-          <w:color w:val="333333"/>
-        </w:rPr>
-        <w:t xml:space="preserve">AI Aware Badge — AI For All </w:t>
-      </w:r>
-      <w:hyperlink r:id="rId10" w:history="1">
+        <w:spacing w:after="20" w:line="252" w:lineRule="auto"/>
+      </w:pPr>
+      <w:r>
+        <w:rPr>
+          <w:color w:val="333333"/>
+        </w:rPr>
+        <w:t>AI Aware Badge — AI For All (</w:t>
+      </w:r>
+      <w:hyperlink r:id="rId9" w:history="1">
         <w:r>
           <w:rPr>
-            <w:color w:val="333333"/>
+            <w:color w:val="0563C1"/>
+            <w:u w:val="single"/>
           </w:rPr>
-          <w:t>(</w:t>
-        </w:r>
-        <w:hyperlink r:id="rId11" w:history="1">
-          <w:r>
-            <w:rPr>
-              <w:color w:val="333333"/>
-            </w:rPr>
-            <w:t>ai-for-all.in/#/badge?id=U2FsdGVkX19p1L2u3SPxSrvFyEgAVjp1L2u3Sksmjk2gFADp1L2u3SMyMylfiwezkK1Btqmu2lwErsjcTJ</w:t>
-          </w:r>
-        </w:hyperlink>
-        <w:r>
-          <w:rPr>
-            <w:color w:val="333333"/>
-          </w:rPr>
-          <w:t>)</w:t>
+          <w:t>verify</w:t>
         </w:r>
       </w:hyperlink>
+      <w:r>
+        <w:rPr>
+          <w:color w:val="333333"/>
+        </w:rPr>
+        <w:t>)</w:t>
+      </w:r>
     </w:p>
     <w:p>
       <w:pPr>
         <w:pBdr>
           <w:bottom w:val="single" w:sz="6" w:space="2" w:color="1F3864"/>
         </w:pBdr>
-        <w:spacing w:before="220" w:after="90"/>
+        <w:spacing w:before="140" w:after="70"/>
       </w:pPr>
       <w:r>
         <w:rPr>
@@ -2955,6 +2944,60 @@
       <w:pPr>
         <w:ind w:left="6480" w:hanging="360"/>
       </w:pPr>
+    </w:lvl>
+  </w:abstractNum>
+  <w:abstractNum w:abstractNumId="5">
+    <w:nsid w:val="7302668B"/>
+    <w:multiLevelType w:val="hybridMultilevel"/>
+    <w:tmpl w:val="3CEA357A"/>
+    <w:lvl w:ilvl="0" w:tplc="1236FBEC">
+      <w:start w:val="1"/>
+      <w:numFmt w:val="bullet"/>
+      <w:lvlText w:val="•"/>
+      <w:lvlJc w:val="left"/>
+      <w:pPr>
+        <w:ind w:left="360" w:hanging="220"/>
+      </w:pPr>
+    </w:lvl>
+    <w:lvl w:ilvl="1" w:tplc="569646F4">
+      <w:numFmt w:val="decimal"/>
+      <w:lvlText w:val=""/>
+      <w:lvlJc w:val="left"/>
+    </w:lvl>
+    <w:lvl w:ilvl="2" w:tplc="761A3D7A">
+      <w:numFmt w:val="decimal"/>
+      <w:lvlText w:val=""/>
+      <w:lvlJc w:val="left"/>
+    </w:lvl>
+    <w:lvl w:ilvl="3" w:tplc="E37A53FA">
+      <w:numFmt w:val="decimal"/>
+      <w:lvlText w:val=""/>
+      <w:lvlJc w:val="left"/>
+    </w:lvl>
+    <w:lvl w:ilvl="4" w:tplc="17CC5262">
+      <w:numFmt w:val="decimal"/>
+      <w:lvlText w:val=""/>
+      <w:lvlJc w:val="left"/>
+    </w:lvl>
+    <w:lvl w:ilvl="5" w:tplc="F13E56CA">
+      <w:numFmt w:val="decimal"/>
+      <w:lvlText w:val=""/>
+      <w:lvlJc w:val="left"/>
+    </w:lvl>
+    <w:lvl w:ilvl="6" w:tplc="0D46B218">
+      <w:numFmt w:val="decimal"/>
+      <w:lvlText w:val=""/>
+      <w:lvlJc w:val="left"/>
+    </w:lvl>
+    <w:lvl w:ilvl="7" w:tplc="C56436BC">
+      <w:numFmt w:val="decimal"/>
+      <w:lvlText w:val=""/>
+      <w:lvlJc w:val="left"/>
+    </w:lvl>
+    <w:lvl w:ilvl="8" w:tplc="29BEAE6E">
+      <w:numFmt w:val="decimal"/>
+      <w:lvlText w:val=""/>
+      <w:lvlJc w:val="left"/>
     </w:lvl>
   </w:abstractNum>
   <w:num w:numId="1">
@@ -2980,15 +3023,12 @@
   </w:num>
   <w:num w:numId="5">
     <w:abstractNumId w:val="3"/>
-    <w:lvlOverride w:ilvl="0"/>
-    <w:lvlOverride w:ilvl="1"/>
-    <w:lvlOverride w:ilvl="2"/>
-    <w:lvlOverride w:ilvl="3"/>
-    <w:lvlOverride w:ilvl="4"/>
-    <w:lvlOverride w:ilvl="5"/>
-    <w:lvlOverride w:ilvl="6"/>
-    <w:lvlOverride w:ilvl="7"/>
-    <w:lvlOverride w:ilvl="8"/>
+  </w:num>
+  <w:num w:numId="6">
+    <w:abstractNumId w:val="5"/>
+    <w:lvlOverride w:ilvl="0">
+      <w:startOverride w:val="1"/>
+    </w:lvlOverride>
   </w:num>
 </w:numbering>
 </file>
